--- a/01-week/03-optional-activity/cafeteria.docx
+++ b/01-week/03-optional-activity/cafeteria.docx
@@ -106,7 +106,21 @@
         <w:rPr>
           <w:rFonts w:ascii="Calibri" w:hAnsi="Calibri" w:cs="Calibri"/>
         </w:rPr>
-        <w:t xml:space="preserve"> implementar un carrito de compras para la cafetería del Sena , con el fin de optimizar la gestión de pedidos y mejorar la experiencia del cliente, reduciendo tiempos de espera y facilitando el proceso de compra.</w:t>
+        <w:t xml:space="preserve"> implementar un carrito de compras para la cafetería del </w:t>
+      </w:r>
+      <w:proofErr w:type="gramStart"/>
+      <w:r>
+        <w:rPr>
+          <w:rFonts w:ascii="Calibri" w:hAnsi="Calibri" w:cs="Calibri"/>
+        </w:rPr>
+        <w:t>Sena ,</w:t>
+      </w:r>
+      <w:proofErr w:type="gramEnd"/>
+      <w:r>
+        <w:rPr>
+          <w:rFonts w:ascii="Calibri" w:hAnsi="Calibri" w:cs="Calibri"/>
+        </w:rPr>
+        <w:t xml:space="preserve"> con el fin de optimizar la gestión de pedidos y mejorar la experiencia del cliente, reduciendo tiempos de espera y facilitando el proceso de compra.</w:t>
       </w:r>
     </w:p>
     <w:p>
@@ -724,11 +738,19 @@
           <w:rFonts w:ascii="Calibri" w:hAnsi="Calibri" w:cs="Calibri"/>
         </w:rPr>
       </w:pPr>
-      <w:r>
-        <w:rPr>
-          <w:rFonts w:ascii="Calibri" w:hAnsi="Calibri" w:cs="Calibri"/>
-        </w:rPr>
-        <w:t xml:space="preserve">Should </w:t>
+      <w:proofErr w:type="spellStart"/>
+      <w:r>
+        <w:rPr>
+          <w:rFonts w:ascii="Calibri" w:hAnsi="Calibri" w:cs="Calibri"/>
+        </w:rPr>
+        <w:t>Should</w:t>
+      </w:r>
+      <w:proofErr w:type="spellEnd"/>
+      <w:r>
+        <w:rPr>
+          <w:rFonts w:ascii="Calibri" w:hAnsi="Calibri" w:cs="Calibri"/>
+        </w:rPr>
+        <w:t xml:space="preserve"> </w:t>
       </w:r>
       <w:r>
         <w:rPr>
@@ -770,12 +792,14 @@
           <w:rFonts w:ascii="Calibri" w:hAnsi="Calibri" w:cs="Calibri"/>
         </w:rPr>
       </w:pPr>
+      <w:proofErr w:type="spellStart"/>
       <w:r>
         <w:rPr>
           <w:rFonts w:ascii="Calibri" w:hAnsi="Calibri" w:cs="Calibri"/>
         </w:rPr>
         <w:t>Could</w:t>
       </w:r>
+      <w:proofErr w:type="spellEnd"/>
       <w:r>
         <w:rPr>
           <w:rFonts w:ascii="Calibri" w:hAnsi="Calibri" w:cs="Calibri"/>
@@ -809,12 +833,14 @@
           <w:rFonts w:ascii="Calibri" w:hAnsi="Calibri" w:cs="Calibri"/>
         </w:rPr>
       </w:pPr>
+      <w:proofErr w:type="spellStart"/>
       <w:r>
         <w:rPr>
           <w:rFonts w:ascii="Calibri" w:hAnsi="Calibri" w:cs="Calibri"/>
         </w:rPr>
         <w:t>Won’t</w:t>
       </w:r>
+      <w:proofErr w:type="spellEnd"/>
       <w:r>
         <w:rPr>
           <w:rFonts w:ascii="Calibri" w:hAnsi="Calibri" w:cs="Calibri"/>
@@ -865,7 +891,21 @@
         <w:rPr>
           <w:rFonts w:ascii="Calibri" w:hAnsi="Calibri" w:cs="Calibri"/>
         </w:rPr>
-        <w:t>6. **Mockup inicial (baja fidelidad)**:</w:t>
+        <w:t xml:space="preserve">6. **Mockup inicial (baja </w:t>
+      </w:r>
+      <w:proofErr w:type="gramStart"/>
+      <w:r>
+        <w:rPr>
+          <w:rFonts w:ascii="Calibri" w:hAnsi="Calibri" w:cs="Calibri"/>
+        </w:rPr>
+        <w:t>fidelidad)*</w:t>
+      </w:r>
+      <w:proofErr w:type="gramEnd"/>
+      <w:r>
+        <w:rPr>
+          <w:rFonts w:ascii="Calibri" w:hAnsi="Calibri" w:cs="Calibri"/>
+        </w:rPr>
+        <w:t>*:</w:t>
       </w:r>
     </w:p>
     <w:p>
@@ -894,11 +934,47 @@
           <w:rFonts w:ascii="Calibri" w:hAnsi="Calibri" w:cs="Calibri"/>
         </w:rPr>
       </w:pPr>
-      <w:r>
-        <w:rPr>
-          <w:rFonts w:ascii="Calibri" w:hAnsi="Calibri" w:cs="Calibri"/>
-        </w:rPr>
-        <w:t>https://www.figma.com/design/DyPlCUv5ITIGaOq11VosfO/Sin-t%C3%ADtulo?node-id=0-1&amp;m=dev&amp;t=luQyEDxY8De3PYsr-1</w:t>
+      <w:hyperlink r:id="rId5" w:history="1">
+        <w:r>
+          <w:rPr>
+            <w:rStyle w:val="Hipervnculo"/>
+            <w:rFonts w:ascii="Calibri" w:hAnsi="Calibri" w:cs="Calibri"/>
+          </w:rPr>
+          <w:t>https://www.figma.com/design/DyPlCUv5ITIGaOq11VosfO/Sin-t%C3%ADtulo?node-id=0-1&amp;m=dev&amp;t=luQyEDxY8De3PYsr-1</w:t>
+        </w:r>
+      </w:hyperlink>
+    </w:p>
+    <w:p>
+      <w:pPr>
+        <w:rPr>
+          <w:rFonts w:ascii="Calibri" w:hAnsi="Calibri" w:cs="Calibri"/>
+        </w:rPr>
+      </w:pPr>
+    </w:p>
+    <w:p>
+      <w:pPr>
+        <w:rPr>
+          <w:rFonts w:ascii="Calibri" w:hAnsi="Calibri" w:cs="Calibri"/>
+        </w:rPr>
+      </w:pPr>
+      <w:r>
+        <w:rPr>
+          <w:rFonts w:ascii="Calibri" w:hAnsi="Calibri" w:cs="Calibri"/>
+        </w:rPr>
+        <w:t>7 pruyecto</w:t>
+      </w:r>
+    </w:p>
+    <w:p>
+      <w:pPr>
+        <w:rPr>
+          <w:rFonts w:ascii="Calibri" w:hAnsi="Calibri" w:cs="Calibri"/>
+        </w:rPr>
+      </w:pPr>
+      <w:r>
+        <w:rPr>
+          <w:rFonts w:ascii="Calibri" w:hAnsi="Calibri" w:cs="Calibri"/>
+        </w:rPr>
+        <w:t>https://trello.com/invite/b/6993760da8a6e2338abffd08/ATTI487cbb92fd324c5dc4cc9cf6e3ff21c878672305/lavarapido</w:t>
       </w:r>
     </w:p>
     <w:p>
@@ -2594,6 +2670,29 @@
       <w:szCs w:val="20"/>
     </w:rPr>
   </w:style>
+  <w:style w:type="character" w:styleId="Hipervnculo">
+    <w:name w:val="Hyperlink"/>
+    <w:basedOn w:val="Fuentedeprrafopredeter"/>
+    <w:uiPriority w:val="99"/>
+    <w:unhideWhenUsed/>
+    <w:rsid w:val="00123CC3"/>
+    <w:rPr>
+      <w:color w:val="467886" w:themeColor="hyperlink"/>
+      <w:u w:val="single"/>
+    </w:rPr>
+  </w:style>
+  <w:style w:type="character" w:styleId="Mencinsinresolver">
+    <w:name w:val="Unresolved Mention"/>
+    <w:basedOn w:val="Fuentedeprrafopredeter"/>
+    <w:uiPriority w:val="99"/>
+    <w:semiHidden/>
+    <w:unhideWhenUsed/>
+    <w:rsid w:val="00123CC3"/>
+    <w:rPr>
+      <w:color w:val="605E5C"/>
+      <w:shd w:val="clear" w:color="auto" w:fill="E1DFDD"/>
+    </w:rPr>
+  </w:style>
 </w:styles>
 </file>
 
